--- a/ЛР3/ЛР3_Отчет.docx
+++ b/ЛР3/ЛР3_Отчет.docx
@@ -1027,7 +1027,7 @@
                 <w:sz w:val="24"/>
                 <w:szCs w:val="24"/>
               </w:rPr>
-              <w:t xml:space="preserve">В базе знаний нет таких сведений об этом языке программирования.</w:t>
+              <w:t xml:space="preserve">Этого про Haskell я пока не знаю.</w:t>
             </w:r>
           </w:p>
         </w:tc>
@@ -1107,7 +1107,7 @@
                 <w:sz w:val="24"/>
                 <w:szCs w:val="24"/>
               </w:rPr>
-              <w:t xml:space="preserve">Стандарт языка программирования Си — ISO/IEC 9899:2018.</w:t>
+              <w:t xml:space="preserve">Язык программирования Си описан стандартом ISO/IEC 9899:2018.</w:t>
             </w:r>
           </w:p>
         </w:tc>
@@ -1187,7 +1187,7 @@
                 <w:sz w:val="24"/>
                 <w:szCs w:val="24"/>
               </w:rPr>
-              <w:t xml:space="preserve">В базе знаний нет таких сведений об этом языке программирования.</w:t>
+              <w:t xml:space="preserve">Этого про Python я пока не знаю.</w:t>
             </w:r>
           </w:p>
         </w:tc>
@@ -1347,7 +1347,7 @@
                 <w:sz w:val="24"/>
                 <w:szCs w:val="24"/>
               </w:rPr>
-              <w:t xml:space="preserve">Этого о данном языке программирования я пока не знаю.</w:t>
+              <w:t xml:space="preserve">Этого про JavaScript я пока не знаю.</w:t>
             </w:r>
           </w:p>
         </w:tc>
@@ -1427,7 +1427,7 @@
                 <w:sz w:val="24"/>
                 <w:szCs w:val="24"/>
               </w:rPr>
-              <w:t xml:space="preserve">Год создания языка программирования Си++ — 1985 год.</w:t>
+              <w:t xml:space="preserve">Си++: год создания — 1985 год.</w:t>
             </w:r>
           </w:p>
         </w:tc>
@@ -4098,7 +4098,7 @@
                 <w:sz w:val="24"/>
                 <w:szCs w:val="24"/>
               </w:rPr>
-              <w:t xml:space="preserve">В базе знаний нет таких сведений об этом языке программирования.</w:t>
+              <w:t xml:space="preserve">В базе знаний нет таких сведений про ${_language_name_unknown}.</w:t>
             </w:r>
           </w:p>
         </w:tc>
@@ -4153,7 +4153,7 @@
                 <w:sz w:val="24"/>
                 <w:szCs w:val="24"/>
               </w:rPr>
-              <w:t xml:space="preserve">Этого о данном языке программирования я пока не знаю.</w:t>
+              <w:t xml:space="preserve">Этого про ${_language_name_unknown} я пока не знаю.</w:t>
             </w:r>
           </w:p>
         </w:tc>
@@ -4171,7 +4171,7 @@
           <w:sz w:val="28"/>
           <w:szCs w:val="28"/>
         </w:rPr>
-        <w:t xml:space="preserve">Всего описано 12 фраз в шести классах, из них десять с шаблоном. Две фразы об авторе разработаны в лабораторной работе №2, остальные десять — в данной работе. Фразы не повторяются, в каждом классе их две. У фраз об отсутствии сведений шаблона нет: подставлять в них нечего.</w:t>
+        <w:t xml:space="preserve">Всего описано 12 фраз в шести классах, все с шаблоном. Две фразы об авторе разработаны в лабораторной работе №2, остальные десять — в данной работе. Фразы не повторяются, в каждом классе их две. Во фразах, отвечающих по существу, две подстановки: название языка и значение отношения. Во фразах об отсутствии сведений подстановка одна — название языка.</w:t>
       </w:r>
     </w:p>
     <w:p>
@@ -4425,7 +4425,180 @@
           <w:sz w:val="28"/>
           <w:szCs w:val="28"/>
         </w:rPr>
-        <w:t xml:space="preserve">В каждой фразе с шаблоном ровно две подстановки, а имена переменных в разных файлах различаются: при трёх подстановках фраза системой не собирается, а системные идентификаторы переменных общие для всей базы знаний.</w:t>
+        <w:t xml:space="preserve">В каждой фразе не больше двух подстановок, а имена переменных в разных файлах различаются: при трёх подстановках фраза системой не собирается, а системные идентификаторы переменных общие для всей базы знаний.</w:t>
+      </w:r>
+    </w:p>
+    <w:p>
+      <w:pPr>
+        <w:spacing w:after="120" w:line="360"/>
+        <w:ind w:firstLine="709"/>
+        <w:jc w:val="both"/>
+      </w:pPr>
+      <w:r>
+        <w:rPr>
+          <w:rFonts w:ascii="Times New Roman" w:cs="Times New Roman" w:eastAsia="Times New Roman" w:hAnsi="Times New Roman"/>
+          <w:sz w:val="28"/>
+          <w:szCs w:val="28"/>
+        </w:rPr>
+        <w:t xml:space="preserve">У фраз об отсутствии сведений образец общий для всех пяти типов вопроса. В него входит только то, что у этих вопросов общее: сообщение, выделенный в нём язык программирования и его русский идентификатор. Отношения, о котором спросили, в образце нет, поэтому один образец обслуживает вопросы об авторе, годе создания, реализации, стандарте и сопровождающей организации.</w:t>
+      </w:r>
+    </w:p>
+    <w:p>
+      <w:pPr>
+        <w:shd w:fill="F2F3F5" w:val="clear"/>
+        <w:spacing w:after="120" w:before="120" w:line="240"/>
+        <w:ind w:left="340"/>
+      </w:pPr>
+      <w:r>
+        <w:rPr>
+          <w:rFonts w:ascii="Courier New" w:cs="Courier New" w:eastAsia="Courier New" w:hAnsi="Courier New"/>
+          <w:sz w:val="22"/>
+          <w:szCs w:val="22"/>
+        </w:rPr>
+        <w:t xml:space="preserve">@var_language_name_unknown = _[];;</w:t>
+      </w:r>
+      <w:r>
+        <w:br/>
+      </w:r>
+      <w:r>
+        <w:rPr>
+          <w:rFonts w:ascii="Courier New" w:cs="Courier New" w:eastAsia="Courier New" w:hAnsi="Courier New"/>
+          <w:sz w:val="22"/>
+          <w:szCs w:val="22"/>
+        </w:rPr>
+        <w:t xml:space="preserve">@var_language_name_unknown =&gt; nrel_system_identifier: [_language_name_unknown];;</w:t>
+      </w:r>
+      <w:r>
+        <w:br/>
+      </w:r>
+      <w:r>
+        <w:rPr>
+          <w:rFonts w:ascii="Courier New" w:cs="Courier New" w:eastAsia="Courier New" w:hAnsi="Courier New"/>
+          <w:sz w:val="22"/>
+          <w:szCs w:val="22"/>
+        </w:rPr>
+        <w:t xml:space="preserve"/>
+      </w:r>
+      <w:r>
+        <w:br/>
+      </w:r>
+      <w:r>
+        <w:rPr>
+          <w:rFonts w:ascii="Courier New" w:cs="Courier New" w:eastAsia="Courier New" w:hAnsi="Courier New"/>
+          <w:sz w:val="22"/>
+          <w:szCs w:val="22"/>
+        </w:rPr>
+        <w:t xml:space="preserve">@tpl_unknown = [*</w:t>
+      </w:r>
+      <w:r>
+        <w:br/>
+      </w:r>
+      <w:r>
+        <w:rPr>
+          <w:rFonts w:ascii="Courier New" w:cs="Courier New" w:eastAsia="Courier New" w:hAnsi="Courier New"/>
+          <w:sz w:val="22"/>
+          <w:szCs w:val="22"/>
+        </w:rPr>
+        <w:t xml:space="preserve">    concept_message _-&gt; _message;;</w:t>
+      </w:r>
+      <w:r>
+        <w:br/>
+      </w:r>
+      <w:r>
+        <w:rPr>
+          <w:rFonts w:ascii="Courier New" w:cs="Courier New" w:eastAsia="Courier New" w:hAnsi="Courier New"/>
+          <w:sz w:val="22"/>
+          <w:szCs w:val="22"/>
+        </w:rPr>
+        <w:t xml:space="preserve">    _message _-&gt; rrel_entity:: _language_unknown;;</w:t>
+      </w:r>
+      <w:r>
+        <w:br/>
+      </w:r>
+      <w:r>
+        <w:rPr>
+          <w:rFonts w:ascii="Courier New" w:cs="Courier New" w:eastAsia="Courier New" w:hAnsi="Courier New"/>
+          <w:sz w:val="22"/>
+          <w:szCs w:val="22"/>
+        </w:rPr>
+        <w:t xml:space="preserve">    _language_unknown _=&gt; nrel_main_idtf::</w:t>
+      </w:r>
+      <w:r>
+        <w:br/>
+      </w:r>
+      <w:r>
+        <w:rPr>
+          <w:rFonts w:ascii="Courier New" w:cs="Courier New" w:eastAsia="Courier New" w:hAnsi="Courier New"/>
+          <w:sz w:val="22"/>
+          <w:szCs w:val="22"/>
+        </w:rPr>
+        <w:t xml:space="preserve">        @var_language_name_unknown (* _&lt;- lang_ru;; *);;</w:t>
+      </w:r>
+      <w:r>
+        <w:br/>
+      </w:r>
+      <w:r>
+        <w:rPr>
+          <w:rFonts w:ascii="Courier New" w:cs="Courier New" w:eastAsia="Courier New" w:hAnsi="Courier New"/>
+          <w:sz w:val="22"/>
+          <w:szCs w:val="22"/>
+        </w:rPr>
+        <w:t xml:space="preserve">*];;</w:t>
+      </w:r>
+      <w:r>
+        <w:br/>
+      </w:r>
+      <w:r>
+        <w:rPr>
+          <w:rFonts w:ascii="Courier New" w:cs="Courier New" w:eastAsia="Courier New" w:hAnsi="Courier New"/>
+          <w:sz w:val="22"/>
+          <w:szCs w:val="22"/>
+        </w:rPr>
+        <w:t xml:space="preserve"/>
+      </w:r>
+      <w:r>
+        <w:br/>
+      </w:r>
+      <w:r>
+        <w:rPr>
+          <w:rFonts w:ascii="Courier New" w:cs="Courier New" w:eastAsia="Courier New" w:hAnsi="Courier New"/>
+          <w:sz w:val="22"/>
+          <w:szCs w:val="22"/>
+        </w:rPr>
+        <w:t xml:space="preserve">concept_phrase_about_unknown_language_property -&gt;</w:t>
+      </w:r>
+      <w:r>
+        <w:br/>
+      </w:r>
+      <w:r>
+        <w:rPr>
+          <w:rFonts w:ascii="Courier New" w:cs="Courier New" w:eastAsia="Courier New" w:hAnsi="Courier New"/>
+          <w:sz w:val="22"/>
+          <w:szCs w:val="22"/>
+        </w:rPr>
+        <w:t xml:space="preserve">    [В базе знаний нет таких сведений про</w:t>
+      </w:r>
+      <w:r>
+        <w:br/>
+      </w:r>
+      <w:r>
+        <w:rPr>
+          <w:rFonts w:ascii="Courier New" w:cs="Courier New" w:eastAsia="Courier New" w:hAnsi="Courier New"/>
+          <w:sz w:val="22"/>
+          <w:szCs w:val="22"/>
+        </w:rPr>
+        <w:t xml:space="preserve">     ${_language_name_unknown}.]</w:t>
+      </w:r>
+      <w:r>
+        <w:br/>
+      </w:r>
+      <w:r>
+        <w:rPr>
+          <w:rFonts w:ascii="Courier New" w:cs="Courier New" w:eastAsia="Courier New" w:hAnsi="Courier New"/>
+          <w:sz w:val="22"/>
+          <w:szCs w:val="22"/>
+        </w:rPr>
+        <w:t xml:space="preserve">    (* &lt;- lang_ru;; =&gt; nrel_phrase_template: @tpl_unknown;; *);;</w:t>
       </w:r>
     </w:p>
     <w:p>
@@ -6442,7 +6615,7 @@
           <w:sz w:val="28"/>
           <w:szCs w:val="28"/>
         </w:rPr>
-        <w:t xml:space="preserve">Помимо сценария, в диалоговом окне заданы все формулировки вопросов, для которых в базе знаний есть правила классификации: 280 формулировок, из них 160 относятся к данной работе, остальные — к лабораторной работе №2. На каждую получен ожидаемый ответ; две формулировки пришлось отправить повторно после перезапуска решателя. Из 40 сочетаний типа вопроса и языка 25 дают ответ по существу и 15 — фразу об отсутствии сведений, что соответствует таблице 6.</w:t>
+        <w:t xml:space="preserve">Помимо сценария, в диалоговом окне заданы все формулировки вопросов, для которых в базе знаний есть правила классификации: 280 формулировок, из них 160 относятся к данной работе, остальные — к лабораторной работе №2. На каждую получен ожидаемый ответ; повторно после перезапуска решателя пришлось отправить 10 формулировок. Из 40 сочетаний типа вопроса и языка 25 дают ответ по существу и 15 — фразу об отсутствии сведений, что соответствует таблице 6.</w:t>
       </w:r>
     </w:p>
     <w:p>
